--- a/Course/4 Recap Checkpoints/Recap 4 - Year 13 (adds 1.5, 2.1) (typeable).docx
+++ b/Course/4 Recap Checkpoints/Recap 4 - Year 13 (adds 1.5, 2.1) (typeable).docx
@@ -116,38 +116,32 @@
         <w:t xml:space="preserve"> register that is updated.</w:t>
       </w:r>
     </w:p>
-    <w:p>
-      <w:pPr>
-        <w:spacing w:before="260"/>
-        <w:pBdr>
-          <w:bottom w:val="single" w:sz="4" w:space="1" w:color="AAB4C0"/>
-        </w:pBdr>
-      </w:pPr>
-    </w:p>
-    <w:p>
-      <w:pPr>
-        <w:spacing w:before="260"/>
-        <w:pBdr>
-          <w:bottom w:val="single" w:sz="4" w:space="1" w:color="AAB4C0"/>
-        </w:pBdr>
-      </w:pPr>
-    </w:p>
-    <w:p>
-      <w:pPr>
-        <w:spacing w:before="260"/>
-        <w:pBdr>
-          <w:bottom w:val="single" w:sz="4" w:space="1" w:color="AAB4C0"/>
-        </w:pBdr>
-      </w:pPr>
-    </w:p>
-    <w:p>
-      <w:pPr>
-        <w:spacing w:before="260"/>
-        <w:pBdr>
-          <w:bottom w:val="single" w:sz="4" w:space="1" w:color="AAB4C0"/>
-        </w:pBdr>
-      </w:pPr>
-    </w:p>
+    <w:tbl>
+      <w:tblPr>
+        <w:tblStyle w:val="TableGrid"/>
+        <w:tblW w:type="auto" w:w="0"/>
+        <w:tblLook w:firstColumn="1" w:firstRow="1" w:lastColumn="0" w:lastRow="0" w:noHBand="0" w:noVBand="1" w:val="04A0"/>
+      </w:tblPr>
+      <w:tblGrid>
+        <w:gridCol w:w="8640"/>
+      </w:tblGrid>
+      <w:tr>
+        <w:trPr>
+          <w:trHeight w:val="1360" w:hRule="atLeast"/>
+        </w:trPr>
+        <w:tc>
+          <w:tcPr>
+            <w:tcW w:type="dxa" w:w="8640"/>
+          </w:tcPr>
+          <w:p>
+            <w:pPr>
+              <w:spacing w:before="40"/>
+            </w:pPr>
+          </w:p>
+        </w:tc>
+      </w:tr>
+    </w:tbl>
+    <w:p/>
     <w:p>
       <w:r>
         <w:rPr>
@@ -178,54 +172,32 @@
         <w:t xml:space="preserve"> Show all working.</w:t>
       </w:r>
     </w:p>
-    <w:p>
-      <w:pPr>
-        <w:spacing w:before="260"/>
-        <w:pBdr>
-          <w:bottom w:val="single" w:sz="4" w:space="1" w:color="AAB4C0"/>
-        </w:pBdr>
-      </w:pPr>
-    </w:p>
-    <w:p>
-      <w:pPr>
-        <w:spacing w:before="260"/>
-        <w:pBdr>
-          <w:bottom w:val="single" w:sz="4" w:space="1" w:color="AAB4C0"/>
-        </w:pBdr>
-      </w:pPr>
-    </w:p>
-    <w:p>
-      <w:pPr>
-        <w:spacing w:before="260"/>
-        <w:pBdr>
-          <w:bottom w:val="single" w:sz="4" w:space="1" w:color="AAB4C0"/>
-        </w:pBdr>
-      </w:pPr>
-    </w:p>
-    <w:p>
-      <w:pPr>
-        <w:spacing w:before="260"/>
-        <w:pBdr>
-          <w:bottom w:val="single" w:sz="4" w:space="1" w:color="AAB4C0"/>
-        </w:pBdr>
-      </w:pPr>
-    </w:p>
-    <w:p>
-      <w:pPr>
-        <w:spacing w:before="260"/>
-        <w:pBdr>
-          <w:bottom w:val="single" w:sz="4" w:space="1" w:color="AAB4C0"/>
-        </w:pBdr>
-      </w:pPr>
-    </w:p>
-    <w:p>
-      <w:pPr>
-        <w:spacing w:before="260"/>
-        <w:pBdr>
-          <w:bottom w:val="single" w:sz="4" w:space="1" w:color="AAB4C0"/>
-        </w:pBdr>
-      </w:pPr>
-    </w:p>
+    <w:tbl>
+      <w:tblPr>
+        <w:tblStyle w:val="TableGrid"/>
+        <w:tblW w:type="auto" w:w="0"/>
+        <w:tblLook w:firstColumn="1" w:firstRow="1" w:lastColumn="0" w:lastRow="0" w:noHBand="0" w:noVBand="1" w:val="04A0"/>
+      </w:tblPr>
+      <w:tblGrid>
+        <w:gridCol w:w="8640"/>
+      </w:tblGrid>
+      <w:tr>
+        <w:trPr>
+          <w:trHeight w:val="2040" w:hRule="atLeast"/>
+        </w:trPr>
+        <w:tc>
+          <w:tcPr>
+            <w:tcW w:type="dxa" w:w="8640"/>
+          </w:tcPr>
+          <w:p>
+            <w:pPr>
+              <w:spacing w:before="40"/>
+            </w:pPr>
+          </w:p>
+        </w:tc>
+      </w:tr>
+    </w:tbl>
+    <w:p/>
     <w:p>
       <w:r>
         <w:rPr>
@@ -270,22 +242,32 @@
         <w:t>[1]</w:t>
       </w:r>
     </w:p>
-    <w:p>
-      <w:pPr>
-        <w:spacing w:before="260"/>
-        <w:pBdr>
-          <w:bottom w:val="single" w:sz="4" w:space="1" w:color="AAB4C0"/>
-        </w:pBdr>
-      </w:pPr>
-    </w:p>
-    <w:p>
-      <w:pPr>
-        <w:spacing w:before="260"/>
-        <w:pBdr>
-          <w:bottom w:val="single" w:sz="4" w:space="1" w:color="AAB4C0"/>
-        </w:pBdr>
-      </w:pPr>
-    </w:p>
+    <w:tbl>
+      <w:tblPr>
+        <w:tblStyle w:val="TableGrid"/>
+        <w:tblW w:type="auto" w:w="0"/>
+        <w:tblLook w:firstColumn="1" w:firstRow="1" w:lastColumn="0" w:lastRow="0" w:noHBand="0" w:noVBand="1" w:val="04A0"/>
+      </w:tblPr>
+      <w:tblGrid>
+        <w:gridCol w:w="8640"/>
+      </w:tblGrid>
+      <w:tr>
+        <w:trPr>
+          <w:trHeight w:val="680" w:hRule="atLeast"/>
+        </w:trPr>
+        <w:tc>
+          <w:tcPr>
+            <w:tcW w:type="dxa" w:w="8640"/>
+          </w:tcPr>
+          <w:p>
+            <w:pPr>
+              <w:spacing w:before="40"/>
+            </w:pPr>
+          </w:p>
+        </w:tc>
+      </w:tr>
+    </w:tbl>
+    <w:p/>
     <w:p>
       <w:r>
         <w:rPr>
@@ -330,30 +312,32 @@
         <w:t>[2]</w:t>
       </w:r>
     </w:p>
-    <w:p>
-      <w:pPr>
-        <w:spacing w:before="260"/>
-        <w:pBdr>
-          <w:bottom w:val="single" w:sz="4" w:space="1" w:color="AAB4C0"/>
-        </w:pBdr>
-      </w:pPr>
-    </w:p>
-    <w:p>
-      <w:pPr>
-        <w:spacing w:before="260"/>
-        <w:pBdr>
-          <w:bottom w:val="single" w:sz="4" w:space="1" w:color="AAB4C0"/>
-        </w:pBdr>
-      </w:pPr>
-    </w:p>
-    <w:p>
-      <w:pPr>
-        <w:spacing w:before="260"/>
-        <w:pBdr>
-          <w:bottom w:val="single" w:sz="4" w:space="1" w:color="AAB4C0"/>
-        </w:pBdr>
-      </w:pPr>
-    </w:p>
+    <w:tbl>
+      <w:tblPr>
+        <w:tblStyle w:val="TableGrid"/>
+        <w:tblW w:type="auto" w:w="0"/>
+        <w:tblLook w:firstColumn="1" w:firstRow="1" w:lastColumn="0" w:lastRow="0" w:noHBand="0" w:noVBand="1" w:val="04A0"/>
+      </w:tblPr>
+      <w:tblGrid>
+        <w:gridCol w:w="8640"/>
+      </w:tblGrid>
+      <w:tr>
+        <w:trPr>
+          <w:trHeight w:val="1020" w:hRule="atLeast"/>
+        </w:trPr>
+        <w:tc>
+          <w:tcPr>
+            <w:tcW w:type="dxa" w:w="8640"/>
+          </w:tcPr>
+          <w:p>
+            <w:pPr>
+              <w:spacing w:before="40"/>
+            </w:pPr>
+          </w:p>
+        </w:tc>
+      </w:tr>
+    </w:tbl>
+    <w:p/>
     <w:p>
       <w:r>
         <w:rPr>
@@ -384,22 +368,32 @@
         <w:t>[1]</w:t>
       </w:r>
     </w:p>
-    <w:p>
-      <w:pPr>
-        <w:spacing w:before="260"/>
-        <w:pBdr>
-          <w:bottom w:val="single" w:sz="4" w:space="1" w:color="AAB4C0"/>
-        </w:pBdr>
-      </w:pPr>
-    </w:p>
-    <w:p>
-      <w:pPr>
-        <w:spacing w:before="260"/>
-        <w:pBdr>
-          <w:bottom w:val="single" w:sz="4" w:space="1" w:color="AAB4C0"/>
-        </w:pBdr>
-      </w:pPr>
-    </w:p>
+    <w:tbl>
+      <w:tblPr>
+        <w:tblStyle w:val="TableGrid"/>
+        <w:tblW w:type="auto" w:w="0"/>
+        <w:tblLook w:firstColumn="1" w:firstRow="1" w:lastColumn="0" w:lastRow="0" w:noHBand="0" w:noVBand="1" w:val="04A0"/>
+      </w:tblPr>
+      <w:tblGrid>
+        <w:gridCol w:w="8640"/>
+      </w:tblGrid>
+      <w:tr>
+        <w:trPr>
+          <w:trHeight w:val="680" w:hRule="atLeast"/>
+        </w:trPr>
+        <w:tc>
+          <w:tcPr>
+            <w:tcW w:type="dxa" w:w="8640"/>
+          </w:tcPr>
+          <w:p>
+            <w:pPr>
+              <w:spacing w:before="40"/>
+            </w:pPr>
+          </w:p>
+        </w:tc>
+      </w:tr>
+    </w:tbl>
+    <w:p/>
     <w:p>
       <w:r>
         <w:rPr>
@@ -458,54 +452,32 @@
         <w:t>.</w:t>
       </w:r>
     </w:p>
-    <w:p>
-      <w:pPr>
-        <w:spacing w:before="260"/>
-        <w:pBdr>
-          <w:bottom w:val="single" w:sz="4" w:space="1" w:color="AAB4C0"/>
-        </w:pBdr>
-      </w:pPr>
-    </w:p>
-    <w:p>
-      <w:pPr>
-        <w:spacing w:before="260"/>
-        <w:pBdr>
-          <w:bottom w:val="single" w:sz="4" w:space="1" w:color="AAB4C0"/>
-        </w:pBdr>
-      </w:pPr>
-    </w:p>
-    <w:p>
-      <w:pPr>
-        <w:spacing w:before="260"/>
-        <w:pBdr>
-          <w:bottom w:val="single" w:sz="4" w:space="1" w:color="AAB4C0"/>
-        </w:pBdr>
-      </w:pPr>
-    </w:p>
-    <w:p>
-      <w:pPr>
-        <w:spacing w:before="260"/>
-        <w:pBdr>
-          <w:bottom w:val="single" w:sz="4" w:space="1" w:color="AAB4C0"/>
-        </w:pBdr>
-      </w:pPr>
-    </w:p>
-    <w:p>
-      <w:pPr>
-        <w:spacing w:before="260"/>
-        <w:pBdr>
-          <w:bottom w:val="single" w:sz="4" w:space="1" w:color="AAB4C0"/>
-        </w:pBdr>
-      </w:pPr>
-    </w:p>
-    <w:p>
-      <w:pPr>
-        <w:spacing w:before="260"/>
-        <w:pBdr>
-          <w:bottom w:val="single" w:sz="4" w:space="1" w:color="AAB4C0"/>
-        </w:pBdr>
-      </w:pPr>
-    </w:p>
+    <w:tbl>
+      <w:tblPr>
+        <w:tblStyle w:val="TableGrid"/>
+        <w:tblW w:type="auto" w:w="0"/>
+        <w:tblLook w:firstColumn="1" w:firstRow="1" w:lastColumn="0" w:lastRow="0" w:noHBand="0" w:noVBand="1" w:val="04A0"/>
+      </w:tblPr>
+      <w:tblGrid>
+        <w:gridCol w:w="8640"/>
+      </w:tblGrid>
+      <w:tr>
+        <w:trPr>
+          <w:trHeight w:val="2040" w:hRule="atLeast"/>
+        </w:trPr>
+        <w:tc>
+          <w:tcPr>
+            <w:tcW w:type="dxa" w:w="8640"/>
+          </w:tcPr>
+          <w:p>
+            <w:pPr>
+              <w:spacing w:before="40"/>
+            </w:pPr>
+          </w:p>
+        </w:tc>
+      </w:tr>
+    </w:tbl>
+    <w:p/>
     <w:p>
       <w:r>
         <w:rPr>
@@ -522,22 +494,32 @@
         <w:t>[1]</w:t>
       </w:r>
     </w:p>
-    <w:p>
-      <w:pPr>
-        <w:spacing w:before="260"/>
-        <w:pBdr>
-          <w:bottom w:val="single" w:sz="4" w:space="1" w:color="AAB4C0"/>
-        </w:pBdr>
-      </w:pPr>
-    </w:p>
-    <w:p>
-      <w:pPr>
-        <w:spacing w:before="260"/>
-        <w:pBdr>
-          <w:bottom w:val="single" w:sz="4" w:space="1" w:color="AAB4C0"/>
-        </w:pBdr>
-      </w:pPr>
-    </w:p>
+    <w:tbl>
+      <w:tblPr>
+        <w:tblStyle w:val="TableGrid"/>
+        <w:tblW w:type="auto" w:w="0"/>
+        <w:tblLook w:firstColumn="1" w:firstRow="1" w:lastColumn="0" w:lastRow="0" w:noHBand="0" w:noVBand="1" w:val="04A0"/>
+      </w:tblPr>
+      <w:tblGrid>
+        <w:gridCol w:w="8640"/>
+      </w:tblGrid>
+      <w:tr>
+        <w:trPr>
+          <w:trHeight w:val="680" w:hRule="atLeast"/>
+        </w:trPr>
+        <w:tc>
+          <w:tcPr>
+            <w:tcW w:type="dxa" w:w="8640"/>
+          </w:tcPr>
+          <w:p>
+            <w:pPr>
+              <w:spacing w:before="40"/>
+            </w:pPr>
+          </w:p>
+        </w:tc>
+      </w:tr>
+    </w:tbl>
+    <w:p/>
     <w:p>
       <w:r>
         <w:rPr>
@@ -554,22 +536,32 @@
         <w:t>[1]</w:t>
       </w:r>
     </w:p>
-    <w:p>
-      <w:pPr>
-        <w:spacing w:before="260"/>
-        <w:pBdr>
-          <w:bottom w:val="single" w:sz="4" w:space="1" w:color="AAB4C0"/>
-        </w:pBdr>
-      </w:pPr>
-    </w:p>
-    <w:p>
-      <w:pPr>
-        <w:spacing w:before="260"/>
-        <w:pBdr>
-          <w:bottom w:val="single" w:sz="4" w:space="1" w:color="AAB4C0"/>
-        </w:pBdr>
-      </w:pPr>
-    </w:p>
+    <w:tbl>
+      <w:tblPr>
+        <w:tblStyle w:val="TableGrid"/>
+        <w:tblW w:type="auto" w:w="0"/>
+        <w:tblLook w:firstColumn="1" w:firstRow="1" w:lastColumn="0" w:lastRow="0" w:noHBand="0" w:noVBand="1" w:val="04A0"/>
+      </w:tblPr>
+      <w:tblGrid>
+        <w:gridCol w:w="8640"/>
+      </w:tblGrid>
+      <w:tr>
+        <w:trPr>
+          <w:trHeight w:val="680" w:hRule="atLeast"/>
+        </w:trPr>
+        <w:tc>
+          <w:tcPr>
+            <w:tcW w:type="dxa" w:w="8640"/>
+          </w:tcPr>
+          <w:p>
+            <w:pPr>
+              <w:spacing w:before="40"/>
+            </w:pPr>
+          </w:p>
+        </w:tc>
+      </w:tr>
+    </w:tbl>
+    <w:p/>
     <w:p>
       <w:r>
         <w:rPr>
@@ -600,30 +592,32 @@
         <w:t>[2]</w:t>
       </w:r>
     </w:p>
-    <w:p>
-      <w:pPr>
-        <w:spacing w:before="260"/>
-        <w:pBdr>
-          <w:bottom w:val="single" w:sz="4" w:space="1" w:color="AAB4C0"/>
-        </w:pBdr>
-      </w:pPr>
-    </w:p>
-    <w:p>
-      <w:pPr>
-        <w:spacing w:before="260"/>
-        <w:pBdr>
-          <w:bottom w:val="single" w:sz="4" w:space="1" w:color="AAB4C0"/>
-        </w:pBdr>
-      </w:pPr>
-    </w:p>
-    <w:p>
-      <w:pPr>
-        <w:spacing w:before="260"/>
-        <w:pBdr>
-          <w:bottom w:val="single" w:sz="4" w:space="1" w:color="AAB4C0"/>
-        </w:pBdr>
-      </w:pPr>
-    </w:p>
+    <w:tbl>
+      <w:tblPr>
+        <w:tblStyle w:val="TableGrid"/>
+        <w:tblW w:type="auto" w:w="0"/>
+        <w:tblLook w:firstColumn="1" w:firstRow="1" w:lastColumn="0" w:lastRow="0" w:noHBand="0" w:noVBand="1" w:val="04A0"/>
+      </w:tblPr>
+      <w:tblGrid>
+        <w:gridCol w:w="8640"/>
+      </w:tblGrid>
+      <w:tr>
+        <w:trPr>
+          <w:trHeight w:val="1020" w:hRule="atLeast"/>
+        </w:trPr>
+        <w:tc>
+          <w:tcPr>
+            <w:tcW w:type="dxa" w:w="8640"/>
+          </w:tcPr>
+          <w:p>
+            <w:pPr>
+              <w:spacing w:before="40"/>
+            </w:pPr>
+          </w:p>
+        </w:tc>
+      </w:tr>
+    </w:tbl>
+    <w:p/>
     <w:p>
       <w:r>
         <w:rPr>
@@ -654,38 +648,32 @@
         <w:t xml:space="preserve"> A team is building software where requirements are expected to change frequently and the customer wants working software early.</w:t>
       </w:r>
     </w:p>
-    <w:p>
-      <w:pPr>
-        <w:spacing w:before="260"/>
-        <w:pBdr>
-          <w:bottom w:val="single" w:sz="4" w:space="1" w:color="AAB4C0"/>
-        </w:pBdr>
-      </w:pPr>
-    </w:p>
-    <w:p>
-      <w:pPr>
-        <w:spacing w:before="260"/>
-        <w:pBdr>
-          <w:bottom w:val="single" w:sz="4" w:space="1" w:color="AAB4C0"/>
-        </w:pBdr>
-      </w:pPr>
-    </w:p>
-    <w:p>
-      <w:pPr>
-        <w:spacing w:before="260"/>
-        <w:pBdr>
-          <w:bottom w:val="single" w:sz="4" w:space="1" w:color="AAB4C0"/>
-        </w:pBdr>
-      </w:pPr>
-    </w:p>
-    <w:p>
-      <w:pPr>
-        <w:spacing w:before="260"/>
-        <w:pBdr>
-          <w:bottom w:val="single" w:sz="4" w:space="1" w:color="AAB4C0"/>
-        </w:pBdr>
-      </w:pPr>
-    </w:p>
+    <w:tbl>
+      <w:tblPr>
+        <w:tblStyle w:val="TableGrid"/>
+        <w:tblW w:type="auto" w:w="0"/>
+        <w:tblLook w:firstColumn="1" w:firstRow="1" w:lastColumn="0" w:lastRow="0" w:noHBand="0" w:noVBand="1" w:val="04A0"/>
+      </w:tblPr>
+      <w:tblGrid>
+        <w:gridCol w:w="8640"/>
+      </w:tblGrid>
+      <w:tr>
+        <w:trPr>
+          <w:trHeight w:val="1360" w:hRule="atLeast"/>
+        </w:trPr>
+        <w:tc>
+          <w:tcPr>
+            <w:tcW w:type="dxa" w:w="8640"/>
+          </w:tcPr>
+          <w:p>
+            <w:pPr>
+              <w:spacing w:before="40"/>
+            </w:pPr>
+          </w:p>
+        </w:tc>
+      </w:tr>
+    </w:tbl>
+    <w:p/>
     <w:p>
       <w:r>
         <w:rPr>
@@ -716,22 +704,32 @@
         <w:t>[1]</w:t>
       </w:r>
     </w:p>
-    <w:p>
-      <w:pPr>
-        <w:spacing w:before="260"/>
-        <w:pBdr>
-          <w:bottom w:val="single" w:sz="4" w:space="1" w:color="AAB4C0"/>
-        </w:pBdr>
-      </w:pPr>
-    </w:p>
-    <w:p>
-      <w:pPr>
-        <w:spacing w:before="260"/>
-        <w:pBdr>
-          <w:bottom w:val="single" w:sz="4" w:space="1" w:color="AAB4C0"/>
-        </w:pBdr>
-      </w:pPr>
-    </w:p>
+    <w:tbl>
+      <w:tblPr>
+        <w:tblStyle w:val="TableGrid"/>
+        <w:tblW w:type="auto" w:w="0"/>
+        <w:tblLook w:firstColumn="1" w:firstRow="1" w:lastColumn="0" w:lastRow="0" w:noHBand="0" w:noVBand="1" w:val="04A0"/>
+      </w:tblPr>
+      <w:tblGrid>
+        <w:gridCol w:w="8640"/>
+      </w:tblGrid>
+      <w:tr>
+        <w:trPr>
+          <w:trHeight w:val="680" w:hRule="atLeast"/>
+        </w:trPr>
+        <w:tc>
+          <w:tcPr>
+            <w:tcW w:type="dxa" w:w="8640"/>
+          </w:tcPr>
+          <w:p>
+            <w:pPr>
+              <w:spacing w:before="40"/>
+            </w:pPr>
+          </w:p>
+        </w:tc>
+      </w:tr>
+    </w:tbl>
+    <w:p/>
     <w:p>
       <w:r>
         <w:rPr>
@@ -762,30 +760,32 @@
         <w:t>[2]</w:t>
       </w:r>
     </w:p>
-    <w:p>
-      <w:pPr>
-        <w:spacing w:before="260"/>
-        <w:pBdr>
-          <w:bottom w:val="single" w:sz="4" w:space="1" w:color="AAB4C0"/>
-        </w:pBdr>
-      </w:pPr>
-    </w:p>
-    <w:p>
-      <w:pPr>
-        <w:spacing w:before="260"/>
-        <w:pBdr>
-          <w:bottom w:val="single" w:sz="4" w:space="1" w:color="AAB4C0"/>
-        </w:pBdr>
-      </w:pPr>
-    </w:p>
-    <w:p>
-      <w:pPr>
-        <w:spacing w:before="260"/>
-        <w:pBdr>
-          <w:bottom w:val="single" w:sz="4" w:space="1" w:color="AAB4C0"/>
-        </w:pBdr>
-      </w:pPr>
-    </w:p>
+    <w:tbl>
+      <w:tblPr>
+        <w:tblStyle w:val="TableGrid"/>
+        <w:tblW w:type="auto" w:w="0"/>
+        <w:tblLook w:firstColumn="1" w:firstRow="1" w:lastColumn="0" w:lastRow="0" w:noHBand="0" w:noVBand="1" w:val="04A0"/>
+      </w:tblPr>
+      <w:tblGrid>
+        <w:gridCol w:w="8640"/>
+      </w:tblGrid>
+      <w:tr>
+        <w:trPr>
+          <w:trHeight w:val="1020" w:hRule="atLeast"/>
+        </w:trPr>
+        <w:tc>
+          <w:tcPr>
+            <w:tcW w:type="dxa" w:w="8640"/>
+          </w:tcPr>
+          <w:p>
+            <w:pPr>
+              <w:spacing w:before="40"/>
+            </w:pPr>
+          </w:p>
+        </w:tc>
+      </w:tr>
+    </w:tbl>
+    <w:p/>
     <w:p>
       <w:r>
         <w:rPr>
@@ -830,54 +830,32 @@
         <w:t>.</w:t>
       </w:r>
     </w:p>
-    <w:p>
-      <w:pPr>
-        <w:spacing w:before="260"/>
-        <w:pBdr>
-          <w:bottom w:val="single" w:sz="4" w:space="1" w:color="AAB4C0"/>
-        </w:pBdr>
-      </w:pPr>
-    </w:p>
-    <w:p>
-      <w:pPr>
-        <w:spacing w:before="260"/>
-        <w:pBdr>
-          <w:bottom w:val="single" w:sz="4" w:space="1" w:color="AAB4C0"/>
-        </w:pBdr>
-      </w:pPr>
-    </w:p>
-    <w:p>
-      <w:pPr>
-        <w:spacing w:before="260"/>
-        <w:pBdr>
-          <w:bottom w:val="single" w:sz="4" w:space="1" w:color="AAB4C0"/>
-        </w:pBdr>
-      </w:pPr>
-    </w:p>
-    <w:p>
-      <w:pPr>
-        <w:spacing w:before="260"/>
-        <w:pBdr>
-          <w:bottom w:val="single" w:sz="4" w:space="1" w:color="AAB4C0"/>
-        </w:pBdr>
-      </w:pPr>
-    </w:p>
-    <w:p>
-      <w:pPr>
-        <w:spacing w:before="260"/>
-        <w:pBdr>
-          <w:bottom w:val="single" w:sz="4" w:space="1" w:color="AAB4C0"/>
-        </w:pBdr>
-      </w:pPr>
-    </w:p>
-    <w:p>
-      <w:pPr>
-        <w:spacing w:before="260"/>
-        <w:pBdr>
-          <w:bottom w:val="single" w:sz="4" w:space="1" w:color="AAB4C0"/>
-        </w:pBdr>
-      </w:pPr>
-    </w:p>
+    <w:tbl>
+      <w:tblPr>
+        <w:tblStyle w:val="TableGrid"/>
+        <w:tblW w:type="auto" w:w="0"/>
+        <w:tblLook w:firstColumn="1" w:firstRow="1" w:lastColumn="0" w:lastRow="0" w:noHBand="0" w:noVBand="1" w:val="04A0"/>
+      </w:tblPr>
+      <w:tblGrid>
+        <w:gridCol w:w="8640"/>
+      </w:tblGrid>
+      <w:tr>
+        <w:trPr>
+          <w:trHeight w:val="2040" w:hRule="atLeast"/>
+        </w:trPr>
+        <w:tc>
+          <w:tcPr>
+            <w:tcW w:type="dxa" w:w="8640"/>
+          </w:tcPr>
+          <w:p>
+            <w:pPr>
+              <w:spacing w:before="40"/>
+            </w:pPr>
+          </w:p>
+        </w:tc>
+      </w:tr>
+    </w:tbl>
+    <w:p/>
     <w:p>
       <w:r>
         <w:rPr>
@@ -908,30 +886,32 @@
         <w:t>[2]</w:t>
       </w:r>
     </w:p>
-    <w:p>
-      <w:pPr>
-        <w:spacing w:before="260"/>
-        <w:pBdr>
-          <w:bottom w:val="single" w:sz="4" w:space="1" w:color="AAB4C0"/>
-        </w:pBdr>
-      </w:pPr>
-    </w:p>
-    <w:p>
-      <w:pPr>
-        <w:spacing w:before="260"/>
-        <w:pBdr>
-          <w:bottom w:val="single" w:sz="4" w:space="1" w:color="AAB4C0"/>
-        </w:pBdr>
-      </w:pPr>
-    </w:p>
-    <w:p>
-      <w:pPr>
-        <w:spacing w:before="260"/>
-        <w:pBdr>
-          <w:bottom w:val="single" w:sz="4" w:space="1" w:color="AAB4C0"/>
-        </w:pBdr>
-      </w:pPr>
-    </w:p>
+    <w:tbl>
+      <w:tblPr>
+        <w:tblStyle w:val="TableGrid"/>
+        <w:tblW w:type="auto" w:w="0"/>
+        <w:tblLook w:firstColumn="1" w:firstRow="1" w:lastColumn="0" w:lastRow="0" w:noHBand="0" w:noVBand="1" w:val="04A0"/>
+      </w:tblPr>
+      <w:tblGrid>
+        <w:gridCol w:w="8640"/>
+      </w:tblGrid>
+      <w:tr>
+        <w:trPr>
+          <w:trHeight w:val="1020" w:hRule="atLeast"/>
+        </w:trPr>
+        <w:tc>
+          <w:tcPr>
+            <w:tcW w:type="dxa" w:w="8640"/>
+          </w:tcPr>
+          <w:p>
+            <w:pPr>
+              <w:spacing w:before="40"/>
+            </w:pPr>
+          </w:p>
+        </w:tc>
+      </w:tr>
+    </w:tbl>
+    <w:p/>
     <w:p>
       <w:r>
         <w:rPr>
@@ -976,30 +956,32 @@
         <w:t>[2]</w:t>
       </w:r>
     </w:p>
-    <w:p>
-      <w:pPr>
-        <w:spacing w:before="260"/>
-        <w:pBdr>
-          <w:bottom w:val="single" w:sz="4" w:space="1" w:color="AAB4C0"/>
-        </w:pBdr>
-      </w:pPr>
-    </w:p>
-    <w:p>
-      <w:pPr>
-        <w:spacing w:before="260"/>
-        <w:pBdr>
-          <w:bottom w:val="single" w:sz="4" w:space="1" w:color="AAB4C0"/>
-        </w:pBdr>
-      </w:pPr>
-    </w:p>
-    <w:p>
-      <w:pPr>
-        <w:spacing w:before="260"/>
-        <w:pBdr>
-          <w:bottom w:val="single" w:sz="4" w:space="1" w:color="AAB4C0"/>
-        </w:pBdr>
-      </w:pPr>
-    </w:p>
+    <w:tbl>
+      <w:tblPr>
+        <w:tblStyle w:val="TableGrid"/>
+        <w:tblW w:type="auto" w:w="0"/>
+        <w:tblLook w:firstColumn="1" w:firstRow="1" w:lastColumn="0" w:lastRow="0" w:noHBand="0" w:noVBand="1" w:val="04A0"/>
+      </w:tblPr>
+      <w:tblGrid>
+        <w:gridCol w:w="8640"/>
+      </w:tblGrid>
+      <w:tr>
+        <w:trPr>
+          <w:trHeight w:val="1020" w:hRule="atLeast"/>
+        </w:trPr>
+        <w:tc>
+          <w:tcPr>
+            <w:tcW w:type="dxa" w:w="8640"/>
+          </w:tcPr>
+          <w:p>
+            <w:pPr>
+              <w:spacing w:before="40"/>
+            </w:pPr>
+          </w:p>
+        </w:tc>
+      </w:tr>
+    </w:tbl>
+    <w:p/>
     <w:p>
       <w:r>
         <w:rPr>
@@ -1030,38 +1012,32 @@
         <w:t xml:space="preserve"> A company plans to use AI to monitor employees' keystrokes to measure productivity.</w:t>
       </w:r>
     </w:p>
-    <w:p>
-      <w:pPr>
-        <w:spacing w:before="260"/>
-        <w:pBdr>
-          <w:bottom w:val="single" w:sz="4" w:space="1" w:color="AAB4C0"/>
-        </w:pBdr>
-      </w:pPr>
-    </w:p>
-    <w:p>
-      <w:pPr>
-        <w:spacing w:before="260"/>
-        <w:pBdr>
-          <w:bottom w:val="single" w:sz="4" w:space="1" w:color="AAB4C0"/>
-        </w:pBdr>
-      </w:pPr>
-    </w:p>
-    <w:p>
-      <w:pPr>
-        <w:spacing w:before="260"/>
-        <w:pBdr>
-          <w:bottom w:val="single" w:sz="4" w:space="1" w:color="AAB4C0"/>
-        </w:pBdr>
-      </w:pPr>
-    </w:p>
-    <w:p>
-      <w:pPr>
-        <w:spacing w:before="260"/>
-        <w:pBdr>
-          <w:bottom w:val="single" w:sz="4" w:space="1" w:color="AAB4C0"/>
-        </w:pBdr>
-      </w:pPr>
-    </w:p>
+    <w:tbl>
+      <w:tblPr>
+        <w:tblStyle w:val="TableGrid"/>
+        <w:tblW w:type="auto" w:w="0"/>
+        <w:tblLook w:firstColumn="1" w:firstRow="1" w:lastColumn="0" w:lastRow="0" w:noHBand="0" w:noVBand="1" w:val="04A0"/>
+      </w:tblPr>
+      <w:tblGrid>
+        <w:gridCol w:w="8640"/>
+      </w:tblGrid>
+      <w:tr>
+        <w:trPr>
+          <w:trHeight w:val="1360" w:hRule="atLeast"/>
+        </w:trPr>
+        <w:tc>
+          <w:tcPr>
+            <w:tcW w:type="dxa" w:w="8640"/>
+          </w:tcPr>
+          <w:p>
+            <w:pPr>
+              <w:spacing w:before="40"/>
+            </w:pPr>
+          </w:p>
+        </w:tc>
+      </w:tr>
+    </w:tbl>
+    <w:p/>
     <w:p>
       <w:r>
         <w:rPr>
@@ -1106,38 +1082,32 @@
         <w:t>[3]</w:t>
       </w:r>
     </w:p>
-    <w:p>
-      <w:pPr>
-        <w:spacing w:before="260"/>
-        <w:pBdr>
-          <w:bottom w:val="single" w:sz="4" w:space="1" w:color="AAB4C0"/>
-        </w:pBdr>
-      </w:pPr>
-    </w:p>
-    <w:p>
-      <w:pPr>
-        <w:spacing w:before="260"/>
-        <w:pBdr>
-          <w:bottom w:val="single" w:sz="4" w:space="1" w:color="AAB4C0"/>
-        </w:pBdr>
-      </w:pPr>
-    </w:p>
-    <w:p>
-      <w:pPr>
-        <w:spacing w:before="260"/>
-        <w:pBdr>
-          <w:bottom w:val="single" w:sz="4" w:space="1" w:color="AAB4C0"/>
-        </w:pBdr>
-      </w:pPr>
-    </w:p>
-    <w:p>
-      <w:pPr>
-        <w:spacing w:before="260"/>
-        <w:pBdr>
-          <w:bottom w:val="single" w:sz="4" w:space="1" w:color="AAB4C0"/>
-        </w:pBdr>
-      </w:pPr>
-    </w:p>
+    <w:tbl>
+      <w:tblPr>
+        <w:tblStyle w:val="TableGrid"/>
+        <w:tblW w:type="auto" w:w="0"/>
+        <w:tblLook w:firstColumn="1" w:firstRow="1" w:lastColumn="0" w:lastRow="0" w:noHBand="0" w:noVBand="1" w:val="04A0"/>
+      </w:tblPr>
+      <w:tblGrid>
+        <w:gridCol w:w="8640"/>
+      </w:tblGrid>
+      <w:tr>
+        <w:trPr>
+          <w:trHeight w:val="1360" w:hRule="atLeast"/>
+        </w:trPr>
+        <w:tc>
+          <w:tcPr>
+            <w:tcW w:type="dxa" w:w="8640"/>
+          </w:tcPr>
+          <w:p>
+            <w:pPr>
+              <w:spacing w:before="40"/>
+            </w:pPr>
+          </w:p>
+        </w:tc>
+      </w:tr>
+    </w:tbl>
+    <w:p/>
     <w:p>
       <w:r>
         <w:rPr>
@@ -1168,54 +1138,32 @@
         <w:t xml:space="preserve"> A weather app requests live temperature data for thousands of users every few seconds.</w:t>
       </w:r>
     </w:p>
-    <w:p>
-      <w:pPr>
-        <w:spacing w:before="260"/>
-        <w:pBdr>
-          <w:bottom w:val="single" w:sz="4" w:space="1" w:color="AAB4C0"/>
-        </w:pBdr>
-      </w:pPr>
-    </w:p>
-    <w:p>
-      <w:pPr>
-        <w:spacing w:before="260"/>
-        <w:pBdr>
-          <w:bottom w:val="single" w:sz="4" w:space="1" w:color="AAB4C0"/>
-        </w:pBdr>
-      </w:pPr>
-    </w:p>
-    <w:p>
-      <w:pPr>
-        <w:spacing w:before="260"/>
-        <w:pBdr>
-          <w:bottom w:val="single" w:sz="4" w:space="1" w:color="AAB4C0"/>
-        </w:pBdr>
-      </w:pPr>
-    </w:p>
-    <w:p>
-      <w:pPr>
-        <w:spacing w:before="260"/>
-        <w:pBdr>
-          <w:bottom w:val="single" w:sz="4" w:space="1" w:color="AAB4C0"/>
-        </w:pBdr>
-      </w:pPr>
-    </w:p>
-    <w:p>
-      <w:pPr>
-        <w:spacing w:before="260"/>
-        <w:pBdr>
-          <w:bottom w:val="single" w:sz="4" w:space="1" w:color="AAB4C0"/>
-        </w:pBdr>
-      </w:pPr>
-    </w:p>
-    <w:p>
-      <w:pPr>
-        <w:spacing w:before="260"/>
-        <w:pBdr>
-          <w:bottom w:val="single" w:sz="4" w:space="1" w:color="AAB4C0"/>
-        </w:pBdr>
-      </w:pPr>
-    </w:p>
+    <w:tbl>
+      <w:tblPr>
+        <w:tblStyle w:val="TableGrid"/>
+        <w:tblW w:type="auto" w:w="0"/>
+        <w:tblLook w:firstColumn="1" w:firstRow="1" w:lastColumn="0" w:lastRow="0" w:noHBand="0" w:noVBand="1" w:val="04A0"/>
+      </w:tblPr>
+      <w:tblGrid>
+        <w:gridCol w:w="8640"/>
+      </w:tblGrid>
+      <w:tr>
+        <w:trPr>
+          <w:trHeight w:val="2040" w:hRule="atLeast"/>
+        </w:trPr>
+        <w:tc>
+          <w:tcPr>
+            <w:tcW w:type="dxa" w:w="8640"/>
+          </w:tcPr>
+          <w:p>
+            <w:pPr>
+              <w:spacing w:before="40"/>
+            </w:pPr>
+          </w:p>
+        </w:tc>
+      </w:tr>
+    </w:tbl>
+    <w:p/>
     <w:p>
       <w:r>
         <w:rPr>
@@ -1246,30 +1194,32 @@
         <w:t>[2]</w:t>
       </w:r>
     </w:p>
-    <w:p>
-      <w:pPr>
-        <w:spacing w:before="260"/>
-        <w:pBdr>
-          <w:bottom w:val="single" w:sz="4" w:space="1" w:color="AAB4C0"/>
-        </w:pBdr>
-      </w:pPr>
-    </w:p>
-    <w:p>
-      <w:pPr>
-        <w:spacing w:before="260"/>
-        <w:pBdr>
-          <w:bottom w:val="single" w:sz="4" w:space="1" w:color="AAB4C0"/>
-        </w:pBdr>
-      </w:pPr>
-    </w:p>
-    <w:p>
-      <w:pPr>
-        <w:spacing w:before="260"/>
-        <w:pBdr>
-          <w:bottom w:val="single" w:sz="4" w:space="1" w:color="AAB4C0"/>
-        </w:pBdr>
-      </w:pPr>
-    </w:p>
+    <w:tbl>
+      <w:tblPr>
+        <w:tblStyle w:val="TableGrid"/>
+        <w:tblW w:type="auto" w:w="0"/>
+        <w:tblLook w:firstColumn="1" w:firstRow="1" w:lastColumn="0" w:lastRow="0" w:noHBand="0" w:noVBand="1" w:val="04A0"/>
+      </w:tblPr>
+      <w:tblGrid>
+        <w:gridCol w:w="8640"/>
+      </w:tblGrid>
+      <w:tr>
+        <w:trPr>
+          <w:trHeight w:val="1020" w:hRule="atLeast"/>
+        </w:trPr>
+        <w:tc>
+          <w:tcPr>
+            <w:tcW w:type="dxa" w:w="8640"/>
+          </w:tcPr>
+          <w:p>
+            <w:pPr>
+              <w:spacing w:before="40"/>
+            </w:pPr>
+          </w:p>
+        </w:tc>
+      </w:tr>
+    </w:tbl>
+    <w:p/>
     <w:p>
       <w:r>
         <w:rPr>
@@ -1300,22 +1250,32 @@
         <w:t>[1]</w:t>
       </w:r>
     </w:p>
-    <w:p>
-      <w:pPr>
-        <w:spacing w:before="260"/>
-        <w:pBdr>
-          <w:bottom w:val="single" w:sz="4" w:space="1" w:color="AAB4C0"/>
-        </w:pBdr>
-      </w:pPr>
-    </w:p>
-    <w:p>
-      <w:pPr>
-        <w:spacing w:before="260"/>
-        <w:pBdr>
-          <w:bottom w:val="single" w:sz="4" w:space="1" w:color="AAB4C0"/>
-        </w:pBdr>
-      </w:pPr>
-    </w:p>
+    <w:tbl>
+      <w:tblPr>
+        <w:tblStyle w:val="TableGrid"/>
+        <w:tblW w:type="auto" w:w="0"/>
+        <w:tblLook w:firstColumn="1" w:firstRow="1" w:lastColumn="0" w:lastRow="0" w:noHBand="0" w:noVBand="1" w:val="04A0"/>
+      </w:tblPr>
+      <w:tblGrid>
+        <w:gridCol w:w="8640"/>
+      </w:tblGrid>
+      <w:tr>
+        <w:trPr>
+          <w:trHeight w:val="680" w:hRule="atLeast"/>
+        </w:trPr>
+        <w:tc>
+          <w:tcPr>
+            <w:tcW w:type="dxa" w:w="8640"/>
+          </w:tcPr>
+          <w:p>
+            <w:pPr>
+              <w:spacing w:before="40"/>
+            </w:pPr>
+          </w:p>
+        </w:tc>
+      </w:tr>
+    </w:tbl>
+    <w:p/>
     <w:p>
       <w:r>
         <w:rPr>
@@ -1346,22 +1306,32 @@
         <w:t>[1]</w:t>
       </w:r>
     </w:p>
-    <w:p>
-      <w:pPr>
-        <w:spacing w:before="260"/>
-        <w:pBdr>
-          <w:bottom w:val="single" w:sz="4" w:space="1" w:color="AAB4C0"/>
-        </w:pBdr>
-      </w:pPr>
-    </w:p>
-    <w:p>
-      <w:pPr>
-        <w:spacing w:before="260"/>
-        <w:pBdr>
-          <w:bottom w:val="single" w:sz="4" w:space="1" w:color="AAB4C0"/>
-        </w:pBdr>
-      </w:pPr>
-    </w:p>
+    <w:tbl>
+      <w:tblPr>
+        <w:tblStyle w:val="TableGrid"/>
+        <w:tblW w:type="auto" w:w="0"/>
+        <w:tblLook w:firstColumn="1" w:firstRow="1" w:lastColumn="0" w:lastRow="0" w:noHBand="0" w:noVBand="1" w:val="04A0"/>
+      </w:tblPr>
+      <w:tblGrid>
+        <w:gridCol w:w="8640"/>
+      </w:tblGrid>
+      <w:tr>
+        <w:trPr>
+          <w:trHeight w:val="680" w:hRule="atLeast"/>
+        </w:trPr>
+        <w:tc>
+          <w:tcPr>
+            <w:tcW w:type="dxa" w:w="8640"/>
+          </w:tcPr>
+          <w:p>
+            <w:pPr>
+              <w:spacing w:before="40"/>
+            </w:pPr>
+          </w:p>
+        </w:tc>
+      </w:tr>
+    </w:tbl>
+    <w:p/>
     <w:p>
       <w:r>
         <w:rPr>
@@ -1392,62 +1362,32 @@
         <w:t xml:space="preserve"> A car-park company is building software to control entry/exit barriers, track free spaces and serve a mobile app showing live availability.</w:t>
       </w:r>
     </w:p>
-    <w:p>
-      <w:pPr>
-        <w:spacing w:before="260"/>
-        <w:pBdr>
-          <w:bottom w:val="single" w:sz="4" w:space="1" w:color="AAB4C0"/>
-        </w:pBdr>
-      </w:pPr>
-    </w:p>
-    <w:p>
-      <w:pPr>
-        <w:spacing w:before="260"/>
-        <w:pBdr>
-          <w:bottom w:val="single" w:sz="4" w:space="1" w:color="AAB4C0"/>
-        </w:pBdr>
-      </w:pPr>
-    </w:p>
-    <w:p>
-      <w:pPr>
-        <w:spacing w:before="260"/>
-        <w:pBdr>
-          <w:bottom w:val="single" w:sz="4" w:space="1" w:color="AAB4C0"/>
-        </w:pBdr>
-      </w:pPr>
-    </w:p>
-    <w:p>
-      <w:pPr>
-        <w:spacing w:before="260"/>
-        <w:pBdr>
-          <w:bottom w:val="single" w:sz="4" w:space="1" w:color="AAB4C0"/>
-        </w:pBdr>
-      </w:pPr>
-    </w:p>
-    <w:p>
-      <w:pPr>
-        <w:spacing w:before="260"/>
-        <w:pBdr>
-          <w:bottom w:val="single" w:sz="4" w:space="1" w:color="AAB4C0"/>
-        </w:pBdr>
-      </w:pPr>
-    </w:p>
-    <w:p>
-      <w:pPr>
-        <w:spacing w:before="260"/>
-        <w:pBdr>
-          <w:bottom w:val="single" w:sz="4" w:space="1" w:color="AAB4C0"/>
-        </w:pBdr>
-      </w:pPr>
-    </w:p>
-    <w:p>
-      <w:pPr>
-        <w:spacing w:before="260"/>
-        <w:pBdr>
-          <w:bottom w:val="single" w:sz="4" w:space="1" w:color="AAB4C0"/>
-        </w:pBdr>
-      </w:pPr>
-    </w:p>
+    <w:tbl>
+      <w:tblPr>
+        <w:tblStyle w:val="TableGrid"/>
+        <w:tblW w:type="auto" w:w="0"/>
+        <w:tblLook w:firstColumn="1" w:firstRow="1" w:lastColumn="0" w:lastRow="0" w:noHBand="0" w:noVBand="1" w:val="04A0"/>
+      </w:tblPr>
+      <w:tblGrid>
+        <w:gridCol w:w="8640"/>
+      </w:tblGrid>
+      <w:tr>
+        <w:trPr>
+          <w:trHeight w:val="2380" w:hRule="atLeast"/>
+        </w:trPr>
+        <w:tc>
+          <w:tcPr>
+            <w:tcW w:type="dxa" w:w="8640"/>
+          </w:tcPr>
+          <w:p>
+            <w:pPr>
+              <w:spacing w:before="40"/>
+            </w:pPr>
+          </w:p>
+        </w:tc>
+      </w:tr>
+    </w:tbl>
+    <w:p/>
     <w:p>
       <w:r>
         <w:rPr>
@@ -1520,62 +1460,32 @@
         <w:t>[5]</w:t>
       </w:r>
     </w:p>
-    <w:p>
-      <w:pPr>
-        <w:spacing w:before="260"/>
-        <w:pBdr>
-          <w:bottom w:val="single" w:sz="4" w:space="1" w:color="AAB4C0"/>
-        </w:pBdr>
-      </w:pPr>
-    </w:p>
-    <w:p>
-      <w:pPr>
-        <w:spacing w:before="260"/>
-        <w:pBdr>
-          <w:bottom w:val="single" w:sz="4" w:space="1" w:color="AAB4C0"/>
-        </w:pBdr>
-      </w:pPr>
-    </w:p>
-    <w:p>
-      <w:pPr>
-        <w:spacing w:before="260"/>
-        <w:pBdr>
-          <w:bottom w:val="single" w:sz="4" w:space="1" w:color="AAB4C0"/>
-        </w:pBdr>
-      </w:pPr>
-    </w:p>
-    <w:p>
-      <w:pPr>
-        <w:spacing w:before="260"/>
-        <w:pBdr>
-          <w:bottom w:val="single" w:sz="4" w:space="1" w:color="AAB4C0"/>
-        </w:pBdr>
-      </w:pPr>
-    </w:p>
-    <w:p>
-      <w:pPr>
-        <w:spacing w:before="260"/>
-        <w:pBdr>
-          <w:bottom w:val="single" w:sz="4" w:space="1" w:color="AAB4C0"/>
-        </w:pBdr>
-      </w:pPr>
-    </w:p>
-    <w:p>
-      <w:pPr>
-        <w:spacing w:before="260"/>
-        <w:pBdr>
-          <w:bottom w:val="single" w:sz="4" w:space="1" w:color="AAB4C0"/>
-        </w:pBdr>
-      </w:pPr>
-    </w:p>
-    <w:p>
-      <w:pPr>
-        <w:spacing w:before="260"/>
-        <w:pBdr>
-          <w:bottom w:val="single" w:sz="4" w:space="1" w:color="AAB4C0"/>
-        </w:pBdr>
-      </w:pPr>
-    </w:p>
+    <w:tbl>
+      <w:tblPr>
+        <w:tblStyle w:val="TableGrid"/>
+        <w:tblW w:type="auto" w:w="0"/>
+        <w:tblLook w:firstColumn="1" w:firstRow="1" w:lastColumn="0" w:lastRow="0" w:noHBand="0" w:noVBand="1" w:val="04A0"/>
+      </w:tblPr>
+      <w:tblGrid>
+        <w:gridCol w:w="8640"/>
+      </w:tblGrid>
+      <w:tr>
+        <w:trPr>
+          <w:trHeight w:val="2380" w:hRule="atLeast"/>
+        </w:trPr>
+        <w:tc>
+          <w:tcPr>
+            <w:tcW w:type="dxa" w:w="8640"/>
+          </w:tcPr>
+          <w:p>
+            <w:pPr>
+              <w:spacing w:before="40"/>
+            </w:pPr>
+          </w:p>
+        </w:tc>
+      </w:tr>
+    </w:tbl>
+    <w:p/>
     <w:p>
       <w:pPr>
         <w:pBdr>
